--- a/rapports/2026-06-06/EQ19/EQ19_enq2_v2/DR_malforme_1_32101E_11/58-06-60-85.docx
+++ b/rapports/2026-06-06/EQ19/EQ19_enq2_v2/DR_malforme_1_32101E_11/58-06-60-85.docx
@@ -297,7 +297,7 @@
           <w:color w:val="1F6FEB"/>
           <w:sz w:val="22"/>
         </w:rPr>
-        <w:t>⚠ INCOHÉRENCES À CORRIGER (175)</w:t>
+        <w:t>⚠ INCOHÉRENCES À CORRIGER (169)</w:t>
       </w:r>
     </w:p>
     <w:tbl>
@@ -845,7 +845,7 @@
                 <w:i w:val="0"/>
                 <w:sz w:val="17"/>
               </w:rPr>
-              <w:t>Incoherence! KADIDIATOU DIALLO a declaré que la catégorie socioprofessionnelle de son père est  alors que le père lui-même declare comme catégorie socioprofessionnelle Travailleur pour compte propre au niveau de la section 4b.</w:t>
+              <w:t>Incoherence! IBRAHIMA DIALLO a declaré que la catégorie socioprofessionnelle de son père est  alors que le père lui-même declare comme catégorie socioprofessionnelle Travailleur pour compte propre au niveau de la section 4b.</w:t>
             </w:r>
           </w:p>
         </w:tc>
@@ -935,7 +935,7 @@
                 <w:i w:val="0"/>
                 <w:sz w:val="17"/>
               </w:rPr>
-              <w:t>Incoherence! KADIDIATOU DIALLO a dit que sa mère a un niveau  alors que la mère elle-même dit qu'elle a un niveau Primaire au niveau de la section 2.</w:t>
+              <w:t>Incoherence! IBRAHIMA DIALLO a dit que sa mère a un niveau  alors que la mère elle-même dit qu'elle a un niveau Primaire au niveau de la section 2.</w:t>
             </w:r>
           </w:p>
         </w:tc>
@@ -1025,7 +1025,7 @@
                 <w:i w:val="0"/>
                 <w:sz w:val="17"/>
               </w:rPr>
-              <w:t>Incoherence! KADIDIATOU DIALLO a declaré que la catégorie socioprofessionnelle de sa mère est  alors que la mère elle-même declare comme catégorie socioprofessionnelle Aide ménagère (Domestique) au niveau de la section 4b.</w:t>
+              <w:t>Incoherence! IBRAHIMA DIALLO a declaré que la catégorie socioprofessionnelle de sa mère est  alors que la mère elle-même declare comme catégorie socioprofessionnelle Aide ménagère (Domestique) au niveau de la section 4b.</w:t>
             </w:r>
           </w:p>
         </w:tc>
@@ -1115,7 +1115,7 @@
                 <w:i w:val="0"/>
                 <w:sz w:val="17"/>
               </w:rPr>
-              <w:t>Incoherence! KADIDIATOU DIALLO a declaré que le secteur institutionnel de sa mère est  alors que la mère elle-même declare comme secteur institutionnel Entreprise publique/ parapublique au niveau de la section 4b.</w:t>
+              <w:t>Incoherence! IBRAHIMA DIALLO a declaré que le secteur institutionnel de sa mère est  alors que la mère elle-même declare comme secteur institutionnel Entreprise publique/ parapublique au niveau de la section 4b.</w:t>
             </w:r>
           </w:p>
         </w:tc>
@@ -1205,7 +1205,7 @@
                 <w:i w:val="0"/>
                 <w:sz w:val="17"/>
               </w:rPr>
-              <w:t>Incoherence! MAMADOU YAYA DIALLO a declaré que la catégorie socioprofessionnelle de son père est  alors que le père lui-même declare comme catégorie socioprofessionnelle Travailleur pour compte propre au niveau de la section 4b.</w:t>
+              <w:t>Incoherence! KADIDIATOU DIALLO a declaré que la catégorie socioprofessionnelle de son père est  alors que le père lui-même declare comme catégorie socioprofessionnelle Travailleur pour compte propre au niveau de la section 4b.</w:t>
             </w:r>
           </w:p>
         </w:tc>
@@ -1264,7 +1264,7 @@
                 <w:color w:val="16A34A"/>
                 <w:sz w:val="16"/>
               </w:rPr>
-              <w:t>s01q32, s01q37, s04q23, s01q00b, s01q37_decode, s04q23_decode</w:t>
+              <w:t>—</w:t>
             </w:r>
           </w:p>
         </w:tc>
@@ -1295,7 +1295,7 @@
                 <w:i w:val="0"/>
                 <w:sz w:val="17"/>
               </w:rPr>
-              <w:t>Incoherence! MAMADOU YAYA DIALLO a declaré que la catégorie socioprofessionnelle de sa mère est  alors que la mère elle-même declare comme catégorie socioprofessionnelle Travailleur pour compte propre au niveau de la section 4b.</w:t>
+              <w:t>Incoherence! KADIDIATOU DIALLO a dit que sa mère a un niveau  alors que la mère elle-même dit qu'elle a un niveau Primaire au niveau de la section 2.</w:t>
             </w:r>
           </w:p>
         </w:tc>
@@ -1354,7 +1354,7 @@
                 <w:color w:val="16A34A"/>
                 <w:sz w:val="16"/>
               </w:rPr>
-              <w:t>s01q25, s01q30, s04q23, s01q00b, s01q30_decode, s04q23_decode</w:t>
+              <w:t>s01q32, s01q37, s04q23, s01q00b, s01q37_decode, s04q23_decode</w:t>
             </w:r>
           </w:p>
         </w:tc>
@@ -1385,7 +1385,7 @@
                 <w:i w:val="0"/>
                 <w:sz w:val="17"/>
               </w:rPr>
-              <w:t>Incoherence! OUSMANE DIALLO a declaré que la catégorie socioprofessionnelle de son père est  alors que le père lui-même declare comme catégorie socioprofessionnelle Travailleur pour compte propre au niveau de la section 4b.</w:t>
+              <w:t>Incoherence! KADIDIATOU DIALLO a declaré que la catégorie socioprofessionnelle de sa mère est  alors que la mère elle-même declare comme catégorie socioprofessionnelle Aide ménagère (Domestique) au niveau de la section 4b.</w:t>
             </w:r>
           </w:p>
         </w:tc>
@@ -1475,7 +1475,7 @@
                 <w:i w:val="0"/>
                 <w:sz w:val="17"/>
               </w:rPr>
-              <w:t>Incoherence! OUSMANE DIALLO a dit que sa mère a un niveau  alors que la mère elle-même dit qu'elle a un niveau Primaire au niveau de la section 2.</w:t>
+              <w:t>Incoherence! KADIDIATOU DIALLO a declaré que le secteur institutionnel de sa mère est  alors que la mère elle-même declare comme secteur institutionnel Entreprise publique/ parapublique au niveau de la section 4b.</w:t>
             </w:r>
           </w:p>
         </w:tc>
@@ -1534,7 +1534,7 @@
                 <w:color w:val="16A34A"/>
                 <w:sz w:val="16"/>
               </w:rPr>
-              <w:t>s01q32, s01q37, s04q23, s01q00b, s01q37_decode, s04q23_decode</w:t>
+              <w:t>s01q25, s01q30, s04q23, s01q00b, s01q30_decode, s04q23_decode</w:t>
             </w:r>
           </w:p>
         </w:tc>
@@ -1565,7 +1565,7 @@
                 <w:i w:val="0"/>
                 <w:sz w:val="17"/>
               </w:rPr>
-              <w:t>Incoherence! OUSMANE DIALLO a declaré que la catégorie socioprofessionnelle de sa mère est  alors que la mère elle-même declare comme catégorie socioprofessionnelle Aide ménagère (Domestique) au niveau de la section 4b.</w:t>
+              <w:t>Incoherence! MAMADOU YAYA DIALLO a declaré que la catégorie socioprofessionnelle de son père est  alors que le père lui-même declare comme catégorie socioprofessionnelle Travailleur pour compte propre au niveau de la section 4b.</w:t>
             </w:r>
           </w:p>
         </w:tc>
@@ -1624,7 +1624,7 @@
                 <w:color w:val="16A34A"/>
                 <w:sz w:val="16"/>
               </w:rPr>
-              <w:t>—</w:t>
+              <w:t>s01q32, s01q37, s04q23, s01q00b, s01q37_decode, s04q23_decode</w:t>
             </w:r>
           </w:p>
         </w:tc>
@@ -1655,7 +1655,7 @@
                 <w:i w:val="0"/>
                 <w:sz w:val="17"/>
               </w:rPr>
-              <w:t>Incoherence! OUSMANE DIALLO a declaré que le secteur institutionnel de sa mère est  alors que la mère elle-même declare comme secteur institutionnel Entreprise publique/ parapublique au niveau de la section 4b.</w:t>
+              <w:t>Incoherence! MAMADOU YAYA DIALLO a declaré que la catégorie socioprofessionnelle de sa mère est  alors que la mère elle-même declare comme catégorie socioprofessionnelle Travailleur pour compte propre au niveau de la section 4b.</w:t>
             </w:r>
           </w:p>
         </w:tc>
@@ -1714,7 +1714,7 @@
                 <w:color w:val="16A34A"/>
                 <w:sz w:val="16"/>
               </w:rPr>
-              <w:t>s01q25, s01q30, s04q23, s01q00b, s01q30_decode, s04q23_decode</w:t>
+              <w:t>—</w:t>
             </w:r>
           </w:p>
         </w:tc>
@@ -1745,7 +1745,7 @@
                 <w:i w:val="0"/>
                 <w:sz w:val="17"/>
               </w:rPr>
-              <w:t>Incoherence! IBRAHIMA DIALLO a declaré que la catégorie socioprofessionnelle de son père est  alors que le père lui-même declare comme catégorie socioprofessionnelle Travailleur pour compte propre au niveau de la section 4b.</w:t>
+              <w:t>Incoherence! OUMOU HAWA KANTE a dit que sa mère a un niveau  alors que la mère elle-même dit qu'elle a un niveau Primaire au niveau de la section 2.</w:t>
             </w:r>
           </w:p>
         </w:tc>
@@ -1804,7 +1804,7 @@
                 <w:color w:val="16A34A"/>
                 <w:sz w:val="16"/>
               </w:rPr>
-              <w:t>—</w:t>
+              <w:t>s01q32, s01q37, s04q23, s01q00b, s01q37_decode, s04q23_decode</w:t>
             </w:r>
           </w:p>
         </w:tc>
@@ -1835,7 +1835,7 @@
                 <w:i w:val="0"/>
                 <w:sz w:val="17"/>
               </w:rPr>
-              <w:t>Incoherence! IBRAHIMA DIALLO a dit que sa mère a un niveau  alors que la mère elle-même dit qu'elle a un niveau Primaire au niveau de la section 2.</w:t>
+              <w:t>Incoherence! OUMOU HAWA KANTE a declaré que la catégorie socioprofessionnelle de sa mère est  alors que la mère elle-même declare comme catégorie socioprofessionnelle Aide ménagère (Domestique) au niveau de la section 4b.</w:t>
             </w:r>
           </w:p>
         </w:tc>
@@ -1894,7 +1894,7 @@
                 <w:color w:val="16A34A"/>
                 <w:sz w:val="16"/>
               </w:rPr>
-              <w:t>s01q32, s01q37, s04q23, s01q00b, s01q37_decode, s04q23_decode</w:t>
+              <w:t>—</w:t>
             </w:r>
           </w:p>
         </w:tc>
@@ -1925,7 +1925,7 @@
                 <w:i w:val="0"/>
                 <w:sz w:val="17"/>
               </w:rPr>
-              <w:t>Incoherence! IBRAHIMA DIALLO a declaré que la catégorie socioprofessionnelle de sa mère est  alors que la mère elle-même declare comme catégorie socioprofessionnelle Aide ménagère (Domestique) au niveau de la section 4b.</w:t>
+              <w:t>Incoherence! OUMOU HAWA KANTE a declaré que le secteur institutionnel de sa mère est  alors que la mère elle-même declare comme secteur institutionnel Entreprise publique/ parapublique au niveau de la section 4b.</w:t>
             </w:r>
           </w:p>
         </w:tc>
@@ -1984,7 +1984,7 @@
                 <w:color w:val="16A34A"/>
                 <w:sz w:val="16"/>
               </w:rPr>
-              <w:t>—</w:t>
+              <w:t>s01q25, s01q30, s04q23, s01q00b, s01q30_decode, s04q23_decode</w:t>
             </w:r>
           </w:p>
         </w:tc>
@@ -2015,7 +2015,7 @@
                 <w:i w:val="0"/>
                 <w:sz w:val="17"/>
               </w:rPr>
-              <w:t>Incoherence! IBRAHIMA DIALLO a declaré que le secteur institutionnel de sa mère est  alors que la mère elle-même declare comme secteur institutionnel Entreprise publique/ parapublique au niveau de la section 4b.</w:t>
+              <w:t>Incoherence! OUSMANE DIALLO a declaré que la catégorie socioprofessionnelle de son père est  alors que le père lui-même declare comme catégorie socioprofessionnelle Travailleur pour compte propre au niveau de la section 4b.</w:t>
             </w:r>
           </w:p>
         </w:tc>
@@ -2105,7 +2105,7 @@
                 <w:i w:val="0"/>
                 <w:sz w:val="17"/>
               </w:rPr>
-              <w:t>Incoherence! OUMOU HAWA KANTE a dit que sa mère a un niveau  alors que la mère elle-même dit qu'elle a un niveau Primaire au niveau de la section 2.</w:t>
+              <w:t>Incoherence! OUSMANE DIALLO a dit que sa mère a un niveau  alors que la mère elle-même dit qu'elle a un niveau Primaire au niveau de la section 2.</w:t>
             </w:r>
           </w:p>
         </w:tc>
@@ -2195,7 +2195,7 @@
                 <w:i w:val="0"/>
                 <w:sz w:val="17"/>
               </w:rPr>
-              <w:t>Incoherence! OUMOU HAWA KANTE a declaré que la catégorie socioprofessionnelle de sa mère est  alors que la mère elle-même declare comme catégorie socioprofessionnelle Aide ménagère (Domestique) au niveau de la section 4b.</w:t>
+              <w:t>Incoherence! OUSMANE DIALLO a declaré que la catégorie socioprofessionnelle de sa mère est  alors que la mère elle-même declare comme catégorie socioprofessionnelle Aide ménagère (Domestique) au niveau de la section 4b.</w:t>
             </w:r>
           </w:p>
         </w:tc>
@@ -2285,7 +2285,7 @@
                 <w:i w:val="0"/>
                 <w:sz w:val="17"/>
               </w:rPr>
-              <w:t>Incoherence! OUMOU HAWA KANTE a declaré que le secteur institutionnel de sa mère est  alors que la mère elle-même declare comme secteur institutionnel Entreprise publique/ parapublique au niveau de la section 4b.</w:t>
+              <w:t>Incoherence! OUSMANE DIALLO a declaré que le secteur institutionnel de sa mère est  alors que la mère elle-même declare comme secteur institutionnel Entreprise publique/ parapublique au niveau de la section 4b.</w:t>
             </w:r>
           </w:p>
         </w:tc>
@@ -2524,7 +2524,7 @@
                 <w:color w:val="16A34A"/>
                 <w:sz w:val="16"/>
               </w:rPr>
-              <w:t>—</w:t>
+              <w:t>s01q32, s01q36, s01q38, s04q37_modif, s02q33, s02q34, s01q00b</w:t>
             </w:r>
           </w:p>
         </w:tc>
@@ -2555,7 +2555,7 @@
                 <w:i w:val="0"/>
                 <w:sz w:val="17"/>
               </w:rPr>
-              <w:t>Incohérence!!! seulement les écoles privées paient les frais de scolarité (y compris les frais d'inscription).</w:t>
+              <w:t>Peu probable!!! Vu l'âge (16 ans) de MAMADOU YAYA DIALLO ou l'année à laquelle MAMADOU YAYA DIALLO a fréquenté l'école pour la dernière fois (.) le dernier diplome de MAMADOU YAYA DIALLO ne peut être le Certificat d'études primaires (CEP), prière de corriger cette incohérence ou confirmer avec le QG.</w:t>
             </w:r>
           </w:p>
         </w:tc>
@@ -2614,7 +2614,7 @@
                 <w:color w:val="16A34A"/>
                 <w:sz w:val="16"/>
               </w:rPr>
-              <w:t>s01q32, s01q36, s01q38, s04q37_modif, s02q33, s02q34, s01q00b</w:t>
+              <w:t>—</w:t>
             </w:r>
           </w:p>
         </w:tc>
@@ -2645,7 +2645,7 @@
                 <w:i w:val="0"/>
                 <w:sz w:val="17"/>
               </w:rPr>
-              <w:t>Peu probable!!! Vu l'âge (16 ans) de MAMADOU YAYA DIALLO ou l'année à laquelle MAMADOU YAYA DIALLO a fréquenté l'école pour la dernière fois (.) le dernier diplome de MAMADOU YAYA DIALLO ne peut être le Certificat d'études primaires (CEP), prière de corriger cette incohérence ou confirmer avec le QG.</w:t>
+              <w:t>Incohérent!! Le niveau d'instruction déclaré par l'un des enfants () au niveau de la section 1 de GALE DIALLO diffère de celui donné par GALE DIALLO lui-même qui affirme ne pas avoir frequenté l'école formelle.</w:t>
             </w:r>
           </w:p>
         </w:tc>
@@ -2735,7 +2735,7 @@
                 <w:i w:val="0"/>
                 <w:sz w:val="17"/>
               </w:rPr>
-              <w:t>Incohérent!! Le niveau d'instruction déclaré par l'un des enfants () au niveau de la section 1 de GALE DIALLO diffère de celui donné par GALE DIALLO lui-même qui affirme ne pas avoir frequenté l'école formelle.</w:t>
+              <w:t>Incohérent!! Le niveau d'instruction déclaré par l'un des enfants () au niveau de la section 1 de MARIAMA SIDIBE diffère de celui donné par MARIAMA SIDIBE lui-même qui affirme ne pas avoir frequenté l'école formelle.</w:t>
             </w:r>
           </w:p>
         </w:tc>
@@ -2768,6 +2768,996 @@
                 <w:i w:val="0"/>
                 <w:sz w:val="16"/>
               </w:rPr>
+              <w:t>S04</w:t>
+              <w:br/>
+            </w:r>
+            <w:r>
+              <w:rPr>
+                <w:b w:val="0"/>
+                <w:i w:val="0"/>
+                <w:color w:val="64748B"/>
+                <w:sz w:val="14"/>
+              </w:rPr>
+              <w:t>Emploi</w:t>
+            </w:r>
+          </w:p>
+        </w:tc>
+        <w:tc>
+          <w:tcPr>
+            <w:tcW w:type="dxa" w:w="1531"/>
+          </w:tcPr>
+          <w:p>
+            <w:r>
+              <w:rPr>
+                <w:b/>
+                <w:i w:val="0"/>
+                <w:color w:val="16A34A"/>
+                <w:sz w:val="16"/>
+              </w:rPr>
+              <w:t>—</w:t>
+            </w:r>
+          </w:p>
+        </w:tc>
+        <w:tc>
+          <w:tcPr>
+            <w:tcW w:type="dxa" w:w="1191"/>
+          </w:tcPr>
+          <w:p>
+            <w:r>
+              <w:rPr>
+                <w:b w:val="0"/>
+                <w:i w:val="0"/>
+                <w:color w:val="64748B"/>
+                <w:sz w:val="16"/>
+              </w:rPr>
+              <w:t>GT-CQ</w:t>
+            </w:r>
+          </w:p>
+        </w:tc>
+        <w:tc>
+          <w:tcPr>
+            <w:tcW w:type="dxa" w:w="4706"/>
+          </w:tcPr>
+          <w:p>
+            <w:r>
+              <w:rPr>
+                <w:b w:val="0"/>
+                <w:i w:val="0"/>
+                <w:sz w:val="17"/>
+              </w:rPr>
+              <w:t>Incohérence détectée ! Il semble peu probable que NEBY DIALLO occupe un emploi pour l'ETAT/collectivités locales ou dans une entreprise publique/parapublique tout en travaillant moins de  6h par jour.</w:t>
+            </w:r>
+          </w:p>
+        </w:tc>
+      </w:tr>
+      <w:tr>
+        <w:tc>
+          <w:tcPr>
+            <w:tcW w:type="dxa" w:w="964"/>
+          </w:tcPr>
+          <w:p>
+            <w:r>
+              <w:rPr>
+                <w:b/>
+                <w:i w:val="0"/>
+                <w:color w:val="DC2626"/>
+                <w:sz w:val="16"/>
+              </w:rPr>
+              <w:t>Haute</w:t>
+            </w:r>
+          </w:p>
+        </w:tc>
+        <w:tc>
+          <w:tcPr>
+            <w:tcW w:type="dxa" w:w="1247"/>
+          </w:tcPr>
+          <w:p>
+            <w:r>
+              <w:rPr>
+                <w:b/>
+                <w:i w:val="0"/>
+                <w:sz w:val="16"/>
+              </w:rPr>
+              <w:t>S04</w:t>
+              <w:br/>
+            </w:r>
+            <w:r>
+              <w:rPr>
+                <w:b w:val="0"/>
+                <w:i w:val="0"/>
+                <w:color w:val="64748B"/>
+                <w:sz w:val="14"/>
+              </w:rPr>
+              <w:t>Emploi</w:t>
+            </w:r>
+          </w:p>
+        </w:tc>
+        <w:tc>
+          <w:tcPr>
+            <w:tcW w:type="dxa" w:w="1531"/>
+          </w:tcPr>
+          <w:p>
+            <w:r>
+              <w:rPr>
+                <w:b/>
+                <w:i w:val="0"/>
+                <w:color w:val="16A34A"/>
+                <w:sz w:val="16"/>
+              </w:rPr>
+              <w:t>s01q49, s02q24, s04q37, s04q50, s01q00b</w:t>
+            </w:r>
+          </w:p>
+        </w:tc>
+        <w:tc>
+          <w:tcPr>
+            <w:tcW w:type="dxa" w:w="1191"/>
+          </w:tcPr>
+          <w:p>
+            <w:r>
+              <w:rPr>
+                <w:b w:val="0"/>
+                <w:i w:val="0"/>
+                <w:color w:val="64748B"/>
+                <w:sz w:val="16"/>
+              </w:rPr>
+              <w:t>GT-CQ</w:t>
+            </w:r>
+          </w:p>
+        </w:tc>
+        <w:tc>
+          <w:tcPr>
+            <w:tcW w:type="dxa" w:w="4706"/>
+          </w:tcPr>
+          <w:p>
+            <w:r>
+              <w:rPr>
+                <w:b w:val="0"/>
+                <w:i w:val="0"/>
+                <w:sz w:val="17"/>
+              </w:rPr>
+              <w:t>Incoherence! NEBY DIALLO a comme secteur institutionel Etat/Collectivité locale ou Entreprise Publique/Parapublique et dit n'avoir pas un bulletin de salaire, prière de corriger cette incoherence.</w:t>
+            </w:r>
+          </w:p>
+        </w:tc>
+      </w:tr>
+      <w:tr>
+        <w:tc>
+          <w:tcPr>
+            <w:tcW w:type="dxa" w:w="964"/>
+          </w:tcPr>
+          <w:p>
+            <w:r>
+              <w:rPr>
+                <w:b/>
+                <w:i w:val="0"/>
+                <w:color w:val="EA580C"/>
+                <w:sz w:val="16"/>
+              </w:rPr>
+              <w:t>Moyenne</w:t>
+            </w:r>
+          </w:p>
+        </w:tc>
+        <w:tc>
+          <w:tcPr>
+            <w:tcW w:type="dxa" w:w="1247"/>
+          </w:tcPr>
+          <w:p>
+            <w:r>
+              <w:rPr>
+                <w:b/>
+                <w:i w:val="0"/>
+                <w:sz w:val="16"/>
+              </w:rPr>
+              <w:t>S00</w:t>
+              <w:br/>
+            </w:r>
+            <w:r>
+              <w:rPr>
+                <w:b w:val="0"/>
+                <w:i w:val="0"/>
+                <w:color w:val="64748B"/>
+                <w:sz w:val="14"/>
+              </w:rPr>
+              <w:t>Identification</w:t>
+            </w:r>
+          </w:p>
+        </w:tc>
+        <w:tc>
+          <w:tcPr>
+            <w:tcW w:type="dxa" w:w="1531"/>
+          </w:tcPr>
+          <w:p>
+            <w:r>
+              <w:rPr>
+                <w:b/>
+                <w:i w:val="0"/>
+                <w:color w:val="16A34A"/>
+                <w:sz w:val="16"/>
+              </w:rPr>
+              <w:t>s00q07a, s00q08, s00q10, s00q13_0, s00q15_0, s00q17_0, s00q23a, s00q23b</w:t>
+            </w:r>
+          </w:p>
+        </w:tc>
+        <w:tc>
+          <w:tcPr>
+            <w:tcW w:type="dxa" w:w="1191"/>
+          </w:tcPr>
+          <w:p>
+            <w:r>
+              <w:rPr>
+                <w:b w:val="0"/>
+                <w:i w:val="0"/>
+                <w:color w:val="64748B"/>
+                <w:sz w:val="16"/>
+              </w:rPr>
+              <w:t>GT-CQ</w:t>
+            </w:r>
+          </w:p>
+        </w:tc>
+        <w:tc>
+          <w:tcPr>
+            <w:tcW w:type="dxa" w:w="4706"/>
+          </w:tcPr>
+          <w:p>
+            <w:r>
+              <w:rPr>
+                <w:b w:val="0"/>
+                <w:i w:val="0"/>
+                <w:sz w:val="17"/>
+              </w:rPr>
+              <w:t>Prière de renseigner toutes les informations du ménage dans la section 0 avant d'entamer les autres informations.</w:t>
+            </w:r>
+          </w:p>
+        </w:tc>
+      </w:tr>
+      <w:tr>
+        <w:tc>
+          <w:tcPr>
+            <w:tcW w:type="dxa" w:w="964"/>
+          </w:tcPr>
+          <w:p>
+            <w:r>
+              <w:rPr>
+                <w:b/>
+                <w:i w:val="0"/>
+                <w:color w:val="EA580C"/>
+                <w:sz w:val="16"/>
+              </w:rPr>
+              <w:t>Moyenne</w:t>
+            </w:r>
+          </w:p>
+        </w:tc>
+        <w:tc>
+          <w:tcPr>
+            <w:tcW w:type="dxa" w:w="1247"/>
+          </w:tcPr>
+          <w:p>
+            <w:r>
+              <w:rPr>
+                <w:b/>
+                <w:i w:val="0"/>
+                <w:sz w:val="16"/>
+              </w:rPr>
+              <w:t>S00</w:t>
+              <w:br/>
+            </w:r>
+            <w:r>
+              <w:rPr>
+                <w:b w:val="0"/>
+                <w:i w:val="0"/>
+                <w:color w:val="64748B"/>
+                <w:sz w:val="14"/>
+              </w:rPr>
+              <w:t>Identification</w:t>
+            </w:r>
+          </w:p>
+        </w:tc>
+        <w:tc>
+          <w:tcPr>
+            <w:tcW w:type="dxa" w:w="1531"/>
+          </w:tcPr>
+          <w:p>
+            <w:r>
+              <w:rPr>
+                <w:b/>
+                <w:i w:val="0"/>
+                <w:color w:val="16A34A"/>
+                <w:sz w:val="16"/>
+              </w:rPr>
+              <w:t>—</w:t>
+            </w:r>
+          </w:p>
+        </w:tc>
+        <w:tc>
+          <w:tcPr>
+            <w:tcW w:type="dxa" w:w="1191"/>
+          </w:tcPr>
+          <w:p>
+            <w:r>
+              <w:rPr>
+                <w:b w:val="0"/>
+                <w:i w:val="0"/>
+                <w:color w:val="64748B"/>
+                <w:sz w:val="16"/>
+              </w:rPr>
+              <w:t>GT-CQ</w:t>
+            </w:r>
+          </w:p>
+        </w:tc>
+        <w:tc>
+          <w:tcPr>
+            <w:tcW w:type="dxa" w:w="4706"/>
+          </w:tcPr>
+          <w:p>
+            <w:r>
+              <w:rPr>
+                <w:b w:val="0"/>
+                <w:i w:val="0"/>
+                <w:sz w:val="17"/>
+              </w:rPr>
+              <w:t>Attention! Il manque des informations non renseignées dans la section 0, prière de regarder toutes les autres informations dans l'identification du ménage (IDENTIFICATION ET RENSEIGNEMENTS DE CONTROLE) ou dans OBSERVATIONS pour pouvoir renseigné toutes les questions liées au ménage.</w:t>
+            </w:r>
+          </w:p>
+        </w:tc>
+      </w:tr>
+      <w:tr>
+        <w:tc>
+          <w:tcPr>
+            <w:tcW w:type="dxa" w:w="964"/>
+          </w:tcPr>
+          <w:p>
+            <w:r>
+              <w:rPr>
+                <w:b/>
+                <w:i w:val="0"/>
+                <w:color w:val="EA580C"/>
+                <w:sz w:val="16"/>
+              </w:rPr>
+              <w:t>Moyenne</w:t>
+            </w:r>
+          </w:p>
+        </w:tc>
+        <w:tc>
+          <w:tcPr>
+            <w:tcW w:type="dxa" w:w="1247"/>
+          </w:tcPr>
+          <w:p>
+            <w:r>
+              <w:rPr>
+                <w:b/>
+                <w:i w:val="0"/>
+                <w:sz w:val="16"/>
+              </w:rPr>
+              <w:t>S01</w:t>
+              <w:br/>
+            </w:r>
+            <w:r>
+              <w:rPr>
+                <w:b w:val="0"/>
+                <w:i w:val="0"/>
+                <w:color w:val="64748B"/>
+                <w:sz w:val="14"/>
+              </w:rPr>
+              <w:t>Démographie</w:t>
+            </w:r>
+          </w:p>
+        </w:tc>
+        <w:tc>
+          <w:tcPr>
+            <w:tcW w:type="dxa" w:w="1531"/>
+          </w:tcPr>
+          <w:p>
+            <w:r>
+              <w:rPr>
+                <w:b/>
+                <w:i w:val="0"/>
+                <w:color w:val="16A34A"/>
+                <w:sz w:val="16"/>
+              </w:rPr>
+              <w:t>—</w:t>
+            </w:r>
+          </w:p>
+        </w:tc>
+        <w:tc>
+          <w:tcPr>
+            <w:tcW w:type="dxa" w:w="1191"/>
+          </w:tcPr>
+          <w:p>
+            <w:r>
+              <w:rPr>
+                <w:b w:val="0"/>
+                <w:i w:val="0"/>
+                <w:color w:val="64748B"/>
+                <w:sz w:val="16"/>
+              </w:rPr>
+              <w:t>GT-CQ</w:t>
+            </w:r>
+          </w:p>
+        </w:tc>
+        <w:tc>
+          <w:tcPr>
+            <w:tcW w:type="dxa" w:w="4706"/>
+          </w:tcPr>
+          <w:p>
+            <w:r>
+              <w:rPr>
+                <w:b w:val="0"/>
+                <w:i w:val="0"/>
+                <w:sz w:val="17"/>
+              </w:rPr>
+              <w:t>Prière de verifier l'information donnée par ADAMA HAWA DIALLO ou corriger au niveau de la section 1.</w:t>
+            </w:r>
+          </w:p>
+        </w:tc>
+      </w:tr>
+      <w:tr>
+        <w:tc>
+          <w:tcPr>
+            <w:tcW w:type="dxa" w:w="964"/>
+          </w:tcPr>
+          <w:p>
+            <w:r>
+              <w:rPr>
+                <w:b/>
+                <w:i w:val="0"/>
+                <w:color w:val="EA580C"/>
+                <w:sz w:val="16"/>
+              </w:rPr>
+              <w:t>Moyenne</w:t>
+            </w:r>
+          </w:p>
+        </w:tc>
+        <w:tc>
+          <w:tcPr>
+            <w:tcW w:type="dxa" w:w="1247"/>
+          </w:tcPr>
+          <w:p>
+            <w:r>
+              <w:rPr>
+                <w:b/>
+                <w:i w:val="0"/>
+                <w:sz w:val="16"/>
+              </w:rPr>
+              <w:t>S01</w:t>
+              <w:br/>
+            </w:r>
+            <w:r>
+              <w:rPr>
+                <w:b w:val="0"/>
+                <w:i w:val="0"/>
+                <w:color w:val="64748B"/>
+                <w:sz w:val="14"/>
+              </w:rPr>
+              <w:t>Démographie</w:t>
+            </w:r>
+          </w:p>
+        </w:tc>
+        <w:tc>
+          <w:tcPr>
+            <w:tcW w:type="dxa" w:w="1531"/>
+          </w:tcPr>
+          <w:p>
+            <w:r>
+              <w:rPr>
+                <w:b/>
+                <w:i w:val="0"/>
+                <w:color w:val="16A34A"/>
+                <w:sz w:val="16"/>
+              </w:rPr>
+              <w:t>—</w:t>
+            </w:r>
+          </w:p>
+        </w:tc>
+        <w:tc>
+          <w:tcPr>
+            <w:tcW w:type="dxa" w:w="1191"/>
+          </w:tcPr>
+          <w:p>
+            <w:r>
+              <w:rPr>
+                <w:b w:val="0"/>
+                <w:i w:val="0"/>
+                <w:color w:val="64748B"/>
+                <w:sz w:val="16"/>
+              </w:rPr>
+              <w:t>GT-CQ</w:t>
+            </w:r>
+          </w:p>
+        </w:tc>
+        <w:tc>
+          <w:tcPr>
+            <w:tcW w:type="dxa" w:w="4706"/>
+          </w:tcPr>
+          <w:p>
+            <w:r>
+              <w:rPr>
+                <w:b w:val="0"/>
+                <w:i w:val="0"/>
+                <w:sz w:val="17"/>
+              </w:rPr>
+              <w:t>Prière de verifier l'information donnée par COUMBA DIOULDE DIALLO ou corriger au niveau de la section 1.</w:t>
+            </w:r>
+          </w:p>
+        </w:tc>
+      </w:tr>
+      <w:tr>
+        <w:tc>
+          <w:tcPr>
+            <w:tcW w:type="dxa" w:w="964"/>
+          </w:tcPr>
+          <w:p>
+            <w:r>
+              <w:rPr>
+                <w:b/>
+                <w:i w:val="0"/>
+                <w:color w:val="EA580C"/>
+                <w:sz w:val="16"/>
+              </w:rPr>
+              <w:t>Moyenne</w:t>
+            </w:r>
+          </w:p>
+        </w:tc>
+        <w:tc>
+          <w:tcPr>
+            <w:tcW w:type="dxa" w:w="1247"/>
+          </w:tcPr>
+          <w:p>
+            <w:r>
+              <w:rPr>
+                <w:b/>
+                <w:i w:val="0"/>
+                <w:sz w:val="16"/>
+              </w:rPr>
+              <w:t>S01</w:t>
+              <w:br/>
+            </w:r>
+            <w:r>
+              <w:rPr>
+                <w:b w:val="0"/>
+                <w:i w:val="0"/>
+                <w:color w:val="64748B"/>
+                <w:sz w:val="14"/>
+              </w:rPr>
+              <w:t>Démographie</w:t>
+            </w:r>
+          </w:p>
+        </w:tc>
+        <w:tc>
+          <w:tcPr>
+            <w:tcW w:type="dxa" w:w="1531"/>
+          </w:tcPr>
+          <w:p>
+            <w:r>
+              <w:rPr>
+                <w:b/>
+                <w:i w:val="0"/>
+                <w:color w:val="16A34A"/>
+                <w:sz w:val="16"/>
+              </w:rPr>
+              <w:t>—</w:t>
+            </w:r>
+          </w:p>
+        </w:tc>
+        <w:tc>
+          <w:tcPr>
+            <w:tcW w:type="dxa" w:w="1191"/>
+          </w:tcPr>
+          <w:p>
+            <w:r>
+              <w:rPr>
+                <w:b w:val="0"/>
+                <w:i w:val="0"/>
+                <w:color w:val="64748B"/>
+                <w:sz w:val="16"/>
+              </w:rPr>
+              <w:t>GT-CQ</w:t>
+            </w:r>
+          </w:p>
+        </w:tc>
+        <w:tc>
+          <w:tcPr>
+            <w:tcW w:type="dxa" w:w="4706"/>
+          </w:tcPr>
+          <w:p>
+            <w:r>
+              <w:rPr>
+                <w:b w:val="0"/>
+                <w:i w:val="0"/>
+                <w:sz w:val="17"/>
+              </w:rPr>
+              <w:t>Prière de verifier l'information donnée par IBRAHIMA DIALLO ou corriger au niveau de la section 1.</w:t>
+            </w:r>
+          </w:p>
+        </w:tc>
+      </w:tr>
+      <w:tr>
+        <w:tc>
+          <w:tcPr>
+            <w:tcW w:type="dxa" w:w="964"/>
+          </w:tcPr>
+          <w:p>
+            <w:r>
+              <w:rPr>
+                <w:b/>
+                <w:i w:val="0"/>
+                <w:color w:val="EA580C"/>
+                <w:sz w:val="16"/>
+              </w:rPr>
+              <w:t>Moyenne</w:t>
+            </w:r>
+          </w:p>
+        </w:tc>
+        <w:tc>
+          <w:tcPr>
+            <w:tcW w:type="dxa" w:w="1247"/>
+          </w:tcPr>
+          <w:p>
+            <w:r>
+              <w:rPr>
+                <w:b/>
+                <w:i w:val="0"/>
+                <w:sz w:val="16"/>
+              </w:rPr>
+              <w:t>S01</w:t>
+              <w:br/>
+            </w:r>
+            <w:r>
+              <w:rPr>
+                <w:b w:val="0"/>
+                <w:i w:val="0"/>
+                <w:color w:val="64748B"/>
+                <w:sz w:val="14"/>
+              </w:rPr>
+              <w:t>Démographie</w:t>
+            </w:r>
+          </w:p>
+        </w:tc>
+        <w:tc>
+          <w:tcPr>
+            <w:tcW w:type="dxa" w:w="1531"/>
+          </w:tcPr>
+          <w:p>
+            <w:r>
+              <w:rPr>
+                <w:b/>
+                <w:i w:val="0"/>
+                <w:color w:val="16A34A"/>
+                <w:sz w:val="16"/>
+              </w:rPr>
+              <w:t>—</w:t>
+            </w:r>
+          </w:p>
+        </w:tc>
+        <w:tc>
+          <w:tcPr>
+            <w:tcW w:type="dxa" w:w="1191"/>
+          </w:tcPr>
+          <w:p>
+            <w:r>
+              <w:rPr>
+                <w:b w:val="0"/>
+                <w:i w:val="0"/>
+                <w:color w:val="64748B"/>
+                <w:sz w:val="16"/>
+              </w:rPr>
+              <w:t>GT-CQ</w:t>
+            </w:r>
+          </w:p>
+        </w:tc>
+        <w:tc>
+          <w:tcPr>
+            <w:tcW w:type="dxa" w:w="4706"/>
+          </w:tcPr>
+          <w:p>
+            <w:r>
+              <w:rPr>
+                <w:b w:val="0"/>
+                <w:i w:val="0"/>
+                <w:sz w:val="17"/>
+              </w:rPr>
+              <w:t>Prière de verifier l'information donnée par KADIDIATOU DIALLO ou corriger au niveau de la section 1.</w:t>
+            </w:r>
+          </w:p>
+        </w:tc>
+      </w:tr>
+      <w:tr>
+        <w:tc>
+          <w:tcPr>
+            <w:tcW w:type="dxa" w:w="964"/>
+          </w:tcPr>
+          <w:p>
+            <w:r>
+              <w:rPr>
+                <w:b/>
+                <w:i w:val="0"/>
+                <w:color w:val="EA580C"/>
+                <w:sz w:val="16"/>
+              </w:rPr>
+              <w:t>Moyenne</w:t>
+            </w:r>
+          </w:p>
+        </w:tc>
+        <w:tc>
+          <w:tcPr>
+            <w:tcW w:type="dxa" w:w="1247"/>
+          </w:tcPr>
+          <w:p>
+            <w:r>
+              <w:rPr>
+                <w:b/>
+                <w:i w:val="0"/>
+                <w:sz w:val="16"/>
+              </w:rPr>
+              <w:t>S01</w:t>
+              <w:br/>
+            </w:r>
+            <w:r>
+              <w:rPr>
+                <w:b w:val="0"/>
+                <w:i w:val="0"/>
+                <w:color w:val="64748B"/>
+                <w:sz w:val="14"/>
+              </w:rPr>
+              <w:t>Démographie</w:t>
+            </w:r>
+          </w:p>
+        </w:tc>
+        <w:tc>
+          <w:tcPr>
+            <w:tcW w:type="dxa" w:w="1531"/>
+          </w:tcPr>
+          <w:p>
+            <w:r>
+              <w:rPr>
+                <w:b/>
+                <w:i w:val="0"/>
+                <w:color w:val="16A34A"/>
+                <w:sz w:val="16"/>
+              </w:rPr>
+              <w:t>—</w:t>
+            </w:r>
+          </w:p>
+        </w:tc>
+        <w:tc>
+          <w:tcPr>
+            <w:tcW w:type="dxa" w:w="1191"/>
+          </w:tcPr>
+          <w:p>
+            <w:r>
+              <w:rPr>
+                <w:b w:val="0"/>
+                <w:i w:val="0"/>
+                <w:color w:val="64748B"/>
+                <w:sz w:val="16"/>
+              </w:rPr>
+              <w:t>GT-CQ</w:t>
+            </w:r>
+          </w:p>
+        </w:tc>
+        <w:tc>
+          <w:tcPr>
+            <w:tcW w:type="dxa" w:w="4706"/>
+          </w:tcPr>
+          <w:p>
+            <w:r>
+              <w:rPr>
+                <w:b w:val="0"/>
+                <w:i w:val="0"/>
+                <w:sz w:val="17"/>
+              </w:rPr>
+              <w:t>Prière de verifier l'information donnée par MAMADOU YAYA DIALLO ou corriger au niveau de la section 1.</w:t>
+            </w:r>
+          </w:p>
+        </w:tc>
+      </w:tr>
+      <w:tr>
+        <w:tc>
+          <w:tcPr>
+            <w:tcW w:type="dxa" w:w="964"/>
+          </w:tcPr>
+          <w:p>
+            <w:r>
+              <w:rPr>
+                <w:b/>
+                <w:i w:val="0"/>
+                <w:color w:val="EA580C"/>
+                <w:sz w:val="16"/>
+              </w:rPr>
+              <w:t>Moyenne</w:t>
+            </w:r>
+          </w:p>
+        </w:tc>
+        <w:tc>
+          <w:tcPr>
+            <w:tcW w:type="dxa" w:w="1247"/>
+          </w:tcPr>
+          <w:p>
+            <w:r>
+              <w:rPr>
+                <w:b/>
+                <w:i w:val="0"/>
+                <w:sz w:val="16"/>
+              </w:rPr>
+              <w:t>S01</w:t>
+              <w:br/>
+            </w:r>
+            <w:r>
+              <w:rPr>
+                <w:b w:val="0"/>
+                <w:i w:val="0"/>
+                <w:color w:val="64748B"/>
+                <w:sz w:val="14"/>
+              </w:rPr>
+              <w:t>Démographie</w:t>
+            </w:r>
+          </w:p>
+        </w:tc>
+        <w:tc>
+          <w:tcPr>
+            <w:tcW w:type="dxa" w:w="1531"/>
+          </w:tcPr>
+          <w:p>
+            <w:r>
+              <w:rPr>
+                <w:b/>
+                <w:i w:val="0"/>
+                <w:color w:val="16A34A"/>
+                <w:sz w:val="16"/>
+              </w:rPr>
+              <w:t>—</w:t>
+            </w:r>
+          </w:p>
+        </w:tc>
+        <w:tc>
+          <w:tcPr>
+            <w:tcW w:type="dxa" w:w="1191"/>
+          </w:tcPr>
+          <w:p>
+            <w:r>
+              <w:rPr>
+                <w:b w:val="0"/>
+                <w:i w:val="0"/>
+                <w:color w:val="64748B"/>
+                <w:sz w:val="16"/>
+              </w:rPr>
+              <w:t>GT-CQ</w:t>
+            </w:r>
+          </w:p>
+        </w:tc>
+        <w:tc>
+          <w:tcPr>
+            <w:tcW w:type="dxa" w:w="4706"/>
+          </w:tcPr>
+          <w:p>
+            <w:r>
+              <w:rPr>
+                <w:b w:val="0"/>
+                <w:i w:val="0"/>
+                <w:sz w:val="17"/>
+              </w:rPr>
+              <w:t>Prière de verifier l'information donnée par OUMOU HAWA KANTE ou corriger au niveau de la section 1.</w:t>
+            </w:r>
+          </w:p>
+        </w:tc>
+      </w:tr>
+      <w:tr>
+        <w:tc>
+          <w:tcPr>
+            <w:tcW w:type="dxa" w:w="964"/>
+          </w:tcPr>
+          <w:p>
+            <w:r>
+              <w:rPr>
+                <w:b/>
+                <w:i w:val="0"/>
+                <w:color w:val="EA580C"/>
+                <w:sz w:val="16"/>
+              </w:rPr>
+              <w:t>Moyenne</w:t>
+            </w:r>
+          </w:p>
+        </w:tc>
+        <w:tc>
+          <w:tcPr>
+            <w:tcW w:type="dxa" w:w="1247"/>
+          </w:tcPr>
+          <w:p>
+            <w:r>
+              <w:rPr>
+                <w:b/>
+                <w:i w:val="0"/>
+                <w:sz w:val="16"/>
+              </w:rPr>
+              <w:t>S01</w:t>
+              <w:br/>
+            </w:r>
+            <w:r>
+              <w:rPr>
+                <w:b w:val="0"/>
+                <w:i w:val="0"/>
+                <w:color w:val="64748B"/>
+                <w:sz w:val="14"/>
+              </w:rPr>
+              <w:t>Démographie</w:t>
+            </w:r>
+          </w:p>
+        </w:tc>
+        <w:tc>
+          <w:tcPr>
+            <w:tcW w:type="dxa" w:w="1531"/>
+          </w:tcPr>
+          <w:p>
+            <w:r>
+              <w:rPr>
+                <w:b/>
+                <w:i w:val="0"/>
+                <w:color w:val="16A34A"/>
+                <w:sz w:val="16"/>
+              </w:rPr>
+              <w:t>—</w:t>
+            </w:r>
+          </w:p>
+        </w:tc>
+        <w:tc>
+          <w:tcPr>
+            <w:tcW w:type="dxa" w:w="1191"/>
+          </w:tcPr>
+          <w:p>
+            <w:r>
+              <w:rPr>
+                <w:b w:val="0"/>
+                <w:i w:val="0"/>
+                <w:color w:val="64748B"/>
+                <w:sz w:val="16"/>
+              </w:rPr>
+              <w:t>GT-CQ</w:t>
+            </w:r>
+          </w:p>
+        </w:tc>
+        <w:tc>
+          <w:tcPr>
+            <w:tcW w:type="dxa" w:w="4706"/>
+          </w:tcPr>
+          <w:p>
+            <w:r>
+              <w:rPr>
+                <w:b w:val="0"/>
+                <w:i w:val="0"/>
+                <w:sz w:val="17"/>
+              </w:rPr>
+              <w:t>Prière de verifier l'information donnée par OUSMANE DIALLO ou corriger au niveau de la section 1.</w:t>
+            </w:r>
+          </w:p>
+        </w:tc>
+      </w:tr>
+      <w:tr>
+        <w:tc>
+          <w:tcPr>
+            <w:tcW w:type="dxa" w:w="964"/>
+          </w:tcPr>
+          <w:p>
+            <w:r>
+              <w:rPr>
+                <w:b/>
+                <w:i w:val="0"/>
+                <w:color w:val="EA580C"/>
+                <w:sz w:val="16"/>
+              </w:rPr>
+              <w:t>Moyenne</w:t>
+            </w:r>
+          </w:p>
+        </w:tc>
+        <w:tc>
+          <w:tcPr>
+            <w:tcW w:type="dxa" w:w="1247"/>
+          </w:tcPr>
+          <w:p>
+            <w:r>
+              <w:rPr>
+                <w:b/>
+                <w:i w:val="0"/>
+                <w:sz w:val="16"/>
+              </w:rPr>
               <w:t>S02</w:t>
               <w:br/>
             </w:r>
@@ -2794,7 +3784,7 @@
                 <w:color w:val="16A34A"/>
                 <w:sz w:val="16"/>
               </w:rPr>
-              <w:t>—</w:t>
+              <w:t>s01q63, s00q04, s02q25, s01q00b, s02q17_2, s02q15_2</w:t>
             </w:r>
           </w:p>
         </w:tc>
@@ -2825,7 +3815,7 @@
                 <w:i w:val="0"/>
                 <w:sz w:val="17"/>
               </w:rPr>
-              <w:t>Incohérent!! Le niveau d'instruction déclaré par l'un des enfants () au niveau de la section 1 de MARIAMA SIDIBE diffère de celui donné par MARIAMA SIDIBE lui-même qui affirme ne pas avoir frequenté l'école formelle.</w:t>
+              <w:t>Dans les milieux urbains c'est peu probable de voir une école dont les élèves ou étudiants ne dépensent pas en frais d'uniformes, prière de verifier pour ADAMA HAWA DIALLO qui fréquente 4ème année de Primaire et corriger ou confirmer avec le QG.</w:t>
             </w:r>
           </w:p>
         </w:tc>
@@ -2840,10 +3830,10 @@
               <w:rPr>
                 <w:b/>
                 <w:i w:val="0"/>
-                <w:color w:val="DC2626"/>
-                <w:sz w:val="16"/>
-              </w:rPr>
-              <w:t>Haute</w:t>
+                <w:color w:val="EA580C"/>
+                <w:sz w:val="16"/>
+              </w:rPr>
+              <w:t>Moyenne</w:t>
             </w:r>
           </w:p>
         </w:tc>
@@ -2858,7 +3848,7 @@
                 <w:i w:val="0"/>
                 <w:sz w:val="16"/>
               </w:rPr>
-              <w:t>S04</w:t>
+              <w:t>S02</w:t>
               <w:br/>
             </w:r>
             <w:r>
@@ -2868,7 +3858,7 @@
                 <w:color w:val="64748B"/>
                 <w:sz w:val="14"/>
               </w:rPr>
-              <w:t>Emploi</w:t>
+              <w:t>Éducation</w:t>
             </w:r>
           </w:p>
         </w:tc>
@@ -2884,7 +3874,7 @@
                 <w:color w:val="16A34A"/>
                 <w:sz w:val="16"/>
               </w:rPr>
-              <w:t>—</w:t>
+              <w:t>s01q63, s00q04, s02q25, s01q00b, s02q17_2, s02q15_2</w:t>
             </w:r>
           </w:p>
         </w:tc>
@@ -2915,7 +3905,7 @@
                 <w:i w:val="0"/>
                 <w:sz w:val="17"/>
               </w:rPr>
-              <w:t>Incohérence détectée ! Il semble peu probable que NEBY DIALLO occupe un emploi pour l'ETAT/collectivités locales ou dans une entreprise publique/parapublique tout en travaillant moins de  6h par jour.</w:t>
+              <w:t>Dans les milieux urbains c'est peu probable de voir une école dont les élèves ou étudiants ne dépensent pas en frais d'uniformes, prière de verifier pour COUMBA DIOULDE DIALLO qui fréquente 2ème année de Secondaire 2 Général et corriger ou confirmer avec le QG.</w:t>
             </w:r>
           </w:p>
         </w:tc>
@@ -2930,10 +3920,10 @@
               <w:rPr>
                 <w:b/>
                 <w:i w:val="0"/>
-                <w:color w:val="DC2626"/>
-                <w:sz w:val="16"/>
-              </w:rPr>
-              <w:t>Haute</w:t>
+                <w:color w:val="EA580C"/>
+                <w:sz w:val="16"/>
+              </w:rPr>
+              <w:t>Moyenne</w:t>
             </w:r>
           </w:p>
         </w:tc>
@@ -2948,7 +3938,7 @@
                 <w:i w:val="0"/>
                 <w:sz w:val="16"/>
               </w:rPr>
-              <w:t>S04</w:t>
+              <w:t>S02</w:t>
               <w:br/>
             </w:r>
             <w:r>
@@ -2958,7 +3948,7 @@
                 <w:color w:val="64748B"/>
                 <w:sz w:val="14"/>
               </w:rPr>
-              <w:t>Emploi</w:t>
+              <w:t>Éducation</w:t>
             </w:r>
           </w:p>
         </w:tc>
@@ -2974,7 +3964,7 @@
                 <w:color w:val="16A34A"/>
                 <w:sz w:val="16"/>
               </w:rPr>
-              <w:t>s01q49, s02q24, s04q37, s04q50, s01q00b</w:t>
+              <w:t>s01q63, s00q04, s02q25, s01q00b, s02q17_2, s02q15_2</w:t>
             </w:r>
           </w:p>
         </w:tc>
@@ -3005,1537 +3995,7 @@
                 <w:i w:val="0"/>
                 <w:sz w:val="17"/>
               </w:rPr>
-              <w:t>Incoherence! NEBY DIALLO a comme secteur institutionel Etat/Collectivité locale ou Entreprise Publique/Parapublique et dit n'avoir pas un bulletin de salaire, prière de corriger cette incoherence.</w:t>
-            </w:r>
-          </w:p>
-        </w:tc>
-      </w:tr>
-      <w:tr>
-        <w:tc>
-          <w:tcPr>
-            <w:tcW w:type="dxa" w:w="964"/>
-          </w:tcPr>
-          <w:p>
-            <w:r>
-              <w:rPr>
-                <w:b/>
-                <w:i w:val="0"/>
-                <w:color w:val="EA580C"/>
-                <w:sz w:val="16"/>
-              </w:rPr>
-              <w:t>Moyenne</w:t>
-            </w:r>
-          </w:p>
-        </w:tc>
-        <w:tc>
-          <w:tcPr>
-            <w:tcW w:type="dxa" w:w="1247"/>
-          </w:tcPr>
-          <w:p>
-            <w:r>
-              <w:rPr>
-                <w:b/>
-                <w:i w:val="0"/>
-                <w:sz w:val="16"/>
-              </w:rPr>
-              <w:t>S00</w:t>
-              <w:br/>
-            </w:r>
-            <w:r>
-              <w:rPr>
-                <w:b w:val="0"/>
-                <w:i w:val="0"/>
-                <w:color w:val="64748B"/>
-                <w:sz w:val="14"/>
-              </w:rPr>
-              <w:t>Identification</w:t>
-            </w:r>
-          </w:p>
-        </w:tc>
-        <w:tc>
-          <w:tcPr>
-            <w:tcW w:type="dxa" w:w="1531"/>
-          </w:tcPr>
-          <w:p>
-            <w:r>
-              <w:rPr>
-                <w:b/>
-                <w:i w:val="0"/>
-                <w:color w:val="16A34A"/>
-                <w:sz w:val="16"/>
-              </w:rPr>
-              <w:t>s00q07a, s00q08, s00q10, s00q13_0, s00q15_0, s00q17_0, s00q23a, s00q23b</w:t>
-            </w:r>
-          </w:p>
-        </w:tc>
-        <w:tc>
-          <w:tcPr>
-            <w:tcW w:type="dxa" w:w="1191"/>
-          </w:tcPr>
-          <w:p>
-            <w:r>
-              <w:rPr>
-                <w:b w:val="0"/>
-                <w:i w:val="0"/>
-                <w:color w:val="64748B"/>
-                <w:sz w:val="16"/>
-              </w:rPr>
-              <w:t>GT-CQ</w:t>
-            </w:r>
-          </w:p>
-        </w:tc>
-        <w:tc>
-          <w:tcPr>
-            <w:tcW w:type="dxa" w:w="4706"/>
-          </w:tcPr>
-          <w:p>
-            <w:r>
-              <w:rPr>
-                <w:b w:val="0"/>
-                <w:i w:val="0"/>
-                <w:sz w:val="17"/>
-              </w:rPr>
-              <w:t>Prière de renseigner toutes les informations du ménage dans la section 0 avant d'entamer les autres informations.</w:t>
-            </w:r>
-          </w:p>
-        </w:tc>
-      </w:tr>
-      <w:tr>
-        <w:tc>
-          <w:tcPr>
-            <w:tcW w:type="dxa" w:w="964"/>
-          </w:tcPr>
-          <w:p>
-            <w:r>
-              <w:rPr>
-                <w:b/>
-                <w:i w:val="0"/>
-                <w:color w:val="EA580C"/>
-                <w:sz w:val="16"/>
-              </w:rPr>
-              <w:t>Moyenne</w:t>
-            </w:r>
-          </w:p>
-        </w:tc>
-        <w:tc>
-          <w:tcPr>
-            <w:tcW w:type="dxa" w:w="1247"/>
-          </w:tcPr>
-          <w:p>
-            <w:r>
-              <w:rPr>
-                <w:b/>
-                <w:i w:val="0"/>
-                <w:sz w:val="16"/>
-              </w:rPr>
-              <w:t>S00</w:t>
-              <w:br/>
-            </w:r>
-            <w:r>
-              <w:rPr>
-                <w:b w:val="0"/>
-                <w:i w:val="0"/>
-                <w:color w:val="64748B"/>
-                <w:sz w:val="14"/>
-              </w:rPr>
-              <w:t>Identification</w:t>
-            </w:r>
-          </w:p>
-        </w:tc>
-        <w:tc>
-          <w:tcPr>
-            <w:tcW w:type="dxa" w:w="1531"/>
-          </w:tcPr>
-          <w:p>
-            <w:r>
-              <w:rPr>
-                <w:b/>
-                <w:i w:val="0"/>
-                <w:color w:val="16A34A"/>
-                <w:sz w:val="16"/>
-              </w:rPr>
-              <w:t>—</w:t>
-            </w:r>
-          </w:p>
-        </w:tc>
-        <w:tc>
-          <w:tcPr>
-            <w:tcW w:type="dxa" w:w="1191"/>
-          </w:tcPr>
-          <w:p>
-            <w:r>
-              <w:rPr>
-                <w:b w:val="0"/>
-                <w:i w:val="0"/>
-                <w:color w:val="64748B"/>
-                <w:sz w:val="16"/>
-              </w:rPr>
-              <w:t>GT-CQ</w:t>
-            </w:r>
-          </w:p>
-        </w:tc>
-        <w:tc>
-          <w:tcPr>
-            <w:tcW w:type="dxa" w:w="4706"/>
-          </w:tcPr>
-          <w:p>
-            <w:r>
-              <w:rPr>
-                <w:b w:val="0"/>
-                <w:i w:val="0"/>
-                <w:sz w:val="17"/>
-              </w:rPr>
-              <w:t>Attention! Il manque des informations non renseignées dans la section 0, prière de regarder toutes les autres informations dans l'identification du ménage (IDENTIFICATION ET RENSEIGNEMENTS DE CONTROLE) ou dans OBSERVATIONS pour pouvoir renseigné toutes les questions liées au ménage.</w:t>
-            </w:r>
-          </w:p>
-        </w:tc>
-      </w:tr>
-      <w:tr>
-        <w:tc>
-          <w:tcPr>
-            <w:tcW w:type="dxa" w:w="964"/>
-          </w:tcPr>
-          <w:p>
-            <w:r>
-              <w:rPr>
-                <w:b/>
-                <w:i w:val="0"/>
-                <w:color w:val="EA580C"/>
-                <w:sz w:val="16"/>
-              </w:rPr>
-              <w:t>Moyenne</w:t>
-            </w:r>
-          </w:p>
-        </w:tc>
-        <w:tc>
-          <w:tcPr>
-            <w:tcW w:type="dxa" w:w="1247"/>
-          </w:tcPr>
-          <w:p>
-            <w:r>
-              <w:rPr>
-                <w:b/>
-                <w:i w:val="0"/>
-                <w:sz w:val="16"/>
-              </w:rPr>
-              <w:t>S01</w:t>
-              <w:br/>
-            </w:r>
-            <w:r>
-              <w:rPr>
-                <w:b w:val="0"/>
-                <w:i w:val="0"/>
-                <w:color w:val="64748B"/>
-                <w:sz w:val="14"/>
-              </w:rPr>
-              <w:t>Démographie</w:t>
-            </w:r>
-          </w:p>
-        </w:tc>
-        <w:tc>
-          <w:tcPr>
-            <w:tcW w:type="dxa" w:w="1531"/>
-          </w:tcPr>
-          <w:p>
-            <w:r>
-              <w:rPr>
-                <w:b/>
-                <w:i w:val="0"/>
-                <w:color w:val="16A34A"/>
-                <w:sz w:val="16"/>
-              </w:rPr>
-              <w:t>—</w:t>
-            </w:r>
-          </w:p>
-        </w:tc>
-        <w:tc>
-          <w:tcPr>
-            <w:tcW w:type="dxa" w:w="1191"/>
-          </w:tcPr>
-          <w:p>
-            <w:r>
-              <w:rPr>
-                <w:b w:val="0"/>
-                <w:i w:val="0"/>
-                <w:color w:val="64748B"/>
-                <w:sz w:val="16"/>
-              </w:rPr>
-              <w:t>GT-CQ</w:t>
-            </w:r>
-          </w:p>
-        </w:tc>
-        <w:tc>
-          <w:tcPr>
-            <w:tcW w:type="dxa" w:w="4706"/>
-          </w:tcPr>
-          <w:p>
-            <w:r>
-              <w:rPr>
-                <w:b w:val="0"/>
-                <w:i w:val="0"/>
-                <w:sz w:val="17"/>
-              </w:rPr>
-              <w:t>Prière de verifier l'information donnée par ADAMA HAWA DIALLO ou corriger au niveau de la section 1.</w:t>
-            </w:r>
-          </w:p>
-        </w:tc>
-      </w:tr>
-      <w:tr>
-        <w:tc>
-          <w:tcPr>
-            <w:tcW w:type="dxa" w:w="964"/>
-          </w:tcPr>
-          <w:p>
-            <w:r>
-              <w:rPr>
-                <w:b/>
-                <w:i w:val="0"/>
-                <w:color w:val="EA580C"/>
-                <w:sz w:val="16"/>
-              </w:rPr>
-              <w:t>Moyenne</w:t>
-            </w:r>
-          </w:p>
-        </w:tc>
-        <w:tc>
-          <w:tcPr>
-            <w:tcW w:type="dxa" w:w="1247"/>
-          </w:tcPr>
-          <w:p>
-            <w:r>
-              <w:rPr>
-                <w:b/>
-                <w:i w:val="0"/>
-                <w:sz w:val="16"/>
-              </w:rPr>
-              <w:t>S01</w:t>
-              <w:br/>
-            </w:r>
-            <w:r>
-              <w:rPr>
-                <w:b w:val="0"/>
-                <w:i w:val="0"/>
-                <w:color w:val="64748B"/>
-                <w:sz w:val="14"/>
-              </w:rPr>
-              <w:t>Démographie</w:t>
-            </w:r>
-          </w:p>
-        </w:tc>
-        <w:tc>
-          <w:tcPr>
-            <w:tcW w:type="dxa" w:w="1531"/>
-          </w:tcPr>
-          <w:p>
-            <w:r>
-              <w:rPr>
-                <w:b/>
-                <w:i w:val="0"/>
-                <w:color w:val="16A34A"/>
-                <w:sz w:val="16"/>
-              </w:rPr>
-              <w:t>—</w:t>
-            </w:r>
-          </w:p>
-        </w:tc>
-        <w:tc>
-          <w:tcPr>
-            <w:tcW w:type="dxa" w:w="1191"/>
-          </w:tcPr>
-          <w:p>
-            <w:r>
-              <w:rPr>
-                <w:b w:val="0"/>
-                <w:i w:val="0"/>
-                <w:color w:val="64748B"/>
-                <w:sz w:val="16"/>
-              </w:rPr>
-              <w:t>GT-CQ</w:t>
-            </w:r>
-          </w:p>
-        </w:tc>
-        <w:tc>
-          <w:tcPr>
-            <w:tcW w:type="dxa" w:w="4706"/>
-          </w:tcPr>
-          <w:p>
-            <w:r>
-              <w:rPr>
-                <w:b w:val="0"/>
-                <w:i w:val="0"/>
-                <w:sz w:val="17"/>
-              </w:rPr>
-              <w:t>Prière de verifier l'information donnée par COUMBA DIOULDE DIALLO ou corriger au niveau de la section 1.</w:t>
-            </w:r>
-          </w:p>
-        </w:tc>
-      </w:tr>
-      <w:tr>
-        <w:tc>
-          <w:tcPr>
-            <w:tcW w:type="dxa" w:w="964"/>
-          </w:tcPr>
-          <w:p>
-            <w:r>
-              <w:rPr>
-                <w:b/>
-                <w:i w:val="0"/>
-                <w:color w:val="EA580C"/>
-                <w:sz w:val="16"/>
-              </w:rPr>
-              <w:t>Moyenne</w:t>
-            </w:r>
-          </w:p>
-        </w:tc>
-        <w:tc>
-          <w:tcPr>
-            <w:tcW w:type="dxa" w:w="1247"/>
-          </w:tcPr>
-          <w:p>
-            <w:r>
-              <w:rPr>
-                <w:b/>
-                <w:i w:val="0"/>
-                <w:sz w:val="16"/>
-              </w:rPr>
-              <w:t>S01</w:t>
-              <w:br/>
-            </w:r>
-            <w:r>
-              <w:rPr>
-                <w:b w:val="0"/>
-                <w:i w:val="0"/>
-                <w:color w:val="64748B"/>
-                <w:sz w:val="14"/>
-              </w:rPr>
-              <w:t>Démographie</w:t>
-            </w:r>
-          </w:p>
-        </w:tc>
-        <w:tc>
-          <w:tcPr>
-            <w:tcW w:type="dxa" w:w="1531"/>
-          </w:tcPr>
-          <w:p>
-            <w:r>
-              <w:rPr>
-                <w:b/>
-                <w:i w:val="0"/>
-                <w:color w:val="16A34A"/>
-                <w:sz w:val="16"/>
-              </w:rPr>
-              <w:t>—</w:t>
-            </w:r>
-          </w:p>
-        </w:tc>
-        <w:tc>
-          <w:tcPr>
-            <w:tcW w:type="dxa" w:w="1191"/>
-          </w:tcPr>
-          <w:p>
-            <w:r>
-              <w:rPr>
-                <w:b w:val="0"/>
-                <w:i w:val="0"/>
-                <w:color w:val="64748B"/>
-                <w:sz w:val="16"/>
-              </w:rPr>
-              <w:t>GT-CQ</w:t>
-            </w:r>
-          </w:p>
-        </w:tc>
-        <w:tc>
-          <w:tcPr>
-            <w:tcW w:type="dxa" w:w="4706"/>
-          </w:tcPr>
-          <w:p>
-            <w:r>
-              <w:rPr>
-                <w:b w:val="0"/>
-                <w:i w:val="0"/>
-                <w:sz w:val="17"/>
-              </w:rPr>
-              <w:t>Prière de verifier l'information donnée par KADIDIATOU DIALLO ou corriger au niveau de la section 1.</w:t>
-            </w:r>
-          </w:p>
-        </w:tc>
-      </w:tr>
-      <w:tr>
-        <w:tc>
-          <w:tcPr>
-            <w:tcW w:type="dxa" w:w="964"/>
-          </w:tcPr>
-          <w:p>
-            <w:r>
-              <w:rPr>
-                <w:b/>
-                <w:i w:val="0"/>
-                <w:color w:val="EA580C"/>
-                <w:sz w:val="16"/>
-              </w:rPr>
-              <w:t>Moyenne</w:t>
-            </w:r>
-          </w:p>
-        </w:tc>
-        <w:tc>
-          <w:tcPr>
-            <w:tcW w:type="dxa" w:w="1247"/>
-          </w:tcPr>
-          <w:p>
-            <w:r>
-              <w:rPr>
-                <w:b/>
-                <w:i w:val="0"/>
-                <w:sz w:val="16"/>
-              </w:rPr>
-              <w:t>S01</w:t>
-              <w:br/>
-            </w:r>
-            <w:r>
-              <w:rPr>
-                <w:b w:val="0"/>
-                <w:i w:val="0"/>
-                <w:color w:val="64748B"/>
-                <w:sz w:val="14"/>
-              </w:rPr>
-              <w:t>Démographie</w:t>
-            </w:r>
-          </w:p>
-        </w:tc>
-        <w:tc>
-          <w:tcPr>
-            <w:tcW w:type="dxa" w:w="1531"/>
-          </w:tcPr>
-          <w:p>
-            <w:r>
-              <w:rPr>
-                <w:b/>
-                <w:i w:val="0"/>
-                <w:color w:val="16A34A"/>
-                <w:sz w:val="16"/>
-              </w:rPr>
-              <w:t>—</w:t>
-            </w:r>
-          </w:p>
-        </w:tc>
-        <w:tc>
-          <w:tcPr>
-            <w:tcW w:type="dxa" w:w="1191"/>
-          </w:tcPr>
-          <w:p>
-            <w:r>
-              <w:rPr>
-                <w:b w:val="0"/>
-                <w:i w:val="0"/>
-                <w:color w:val="64748B"/>
-                <w:sz w:val="16"/>
-              </w:rPr>
-              <w:t>GT-CQ</w:t>
-            </w:r>
-          </w:p>
-        </w:tc>
-        <w:tc>
-          <w:tcPr>
-            <w:tcW w:type="dxa" w:w="4706"/>
-          </w:tcPr>
-          <w:p>
-            <w:r>
-              <w:rPr>
-                <w:b w:val="0"/>
-                <w:i w:val="0"/>
-                <w:sz w:val="17"/>
-              </w:rPr>
-              <w:t>Prière de verifier l'information donnée par MAMADOU YAYA DIALLO ou corriger au niveau de la section 1.</w:t>
-            </w:r>
-          </w:p>
-        </w:tc>
-      </w:tr>
-      <w:tr>
-        <w:tc>
-          <w:tcPr>
-            <w:tcW w:type="dxa" w:w="964"/>
-          </w:tcPr>
-          <w:p>
-            <w:r>
-              <w:rPr>
-                <w:b/>
-                <w:i w:val="0"/>
-                <w:color w:val="EA580C"/>
-                <w:sz w:val="16"/>
-              </w:rPr>
-              <w:t>Moyenne</w:t>
-            </w:r>
-          </w:p>
-        </w:tc>
-        <w:tc>
-          <w:tcPr>
-            <w:tcW w:type="dxa" w:w="1247"/>
-          </w:tcPr>
-          <w:p>
-            <w:r>
-              <w:rPr>
-                <w:b/>
-                <w:i w:val="0"/>
-                <w:sz w:val="16"/>
-              </w:rPr>
-              <w:t>S01</w:t>
-              <w:br/>
-            </w:r>
-            <w:r>
-              <w:rPr>
-                <w:b w:val="0"/>
-                <w:i w:val="0"/>
-                <w:color w:val="64748B"/>
-                <w:sz w:val="14"/>
-              </w:rPr>
-              <w:t>Démographie</w:t>
-            </w:r>
-          </w:p>
-        </w:tc>
-        <w:tc>
-          <w:tcPr>
-            <w:tcW w:type="dxa" w:w="1531"/>
-          </w:tcPr>
-          <w:p>
-            <w:r>
-              <w:rPr>
-                <w:b/>
-                <w:i w:val="0"/>
-                <w:color w:val="16A34A"/>
-                <w:sz w:val="16"/>
-              </w:rPr>
-              <w:t>—</w:t>
-            </w:r>
-          </w:p>
-        </w:tc>
-        <w:tc>
-          <w:tcPr>
-            <w:tcW w:type="dxa" w:w="1191"/>
-          </w:tcPr>
-          <w:p>
-            <w:r>
-              <w:rPr>
-                <w:b w:val="0"/>
-                <w:i w:val="0"/>
-                <w:color w:val="64748B"/>
-                <w:sz w:val="16"/>
-              </w:rPr>
-              <w:t>GT-CQ</w:t>
-            </w:r>
-          </w:p>
-        </w:tc>
-        <w:tc>
-          <w:tcPr>
-            <w:tcW w:type="dxa" w:w="4706"/>
-          </w:tcPr>
-          <w:p>
-            <w:r>
-              <w:rPr>
-                <w:b w:val="0"/>
-                <w:i w:val="0"/>
-                <w:sz w:val="17"/>
-              </w:rPr>
-              <w:t>Prière de verifier l'information donnée par OUSMANE DIALLO ou corriger au niveau de la section 1.</w:t>
-            </w:r>
-          </w:p>
-        </w:tc>
-      </w:tr>
-      <w:tr>
-        <w:tc>
-          <w:tcPr>
-            <w:tcW w:type="dxa" w:w="964"/>
-          </w:tcPr>
-          <w:p>
-            <w:r>
-              <w:rPr>
-                <w:b/>
-                <w:i w:val="0"/>
-                <w:color w:val="EA580C"/>
-                <w:sz w:val="16"/>
-              </w:rPr>
-              <w:t>Moyenne</w:t>
-            </w:r>
-          </w:p>
-        </w:tc>
-        <w:tc>
-          <w:tcPr>
-            <w:tcW w:type="dxa" w:w="1247"/>
-          </w:tcPr>
-          <w:p>
-            <w:r>
-              <w:rPr>
-                <w:b/>
-                <w:i w:val="0"/>
-                <w:sz w:val="16"/>
-              </w:rPr>
-              <w:t>S01</w:t>
-              <w:br/>
-            </w:r>
-            <w:r>
-              <w:rPr>
-                <w:b w:val="0"/>
-                <w:i w:val="0"/>
-                <w:color w:val="64748B"/>
-                <w:sz w:val="14"/>
-              </w:rPr>
-              <w:t>Démographie</w:t>
-            </w:r>
-          </w:p>
-        </w:tc>
-        <w:tc>
-          <w:tcPr>
-            <w:tcW w:type="dxa" w:w="1531"/>
-          </w:tcPr>
-          <w:p>
-            <w:r>
-              <w:rPr>
-                <w:b/>
-                <w:i w:val="0"/>
-                <w:color w:val="16A34A"/>
-                <w:sz w:val="16"/>
-              </w:rPr>
-              <w:t>s00q27, s01q03a, s01q03b, s01q03c, s01q00b</w:t>
-            </w:r>
-          </w:p>
-        </w:tc>
-        <w:tc>
-          <w:tcPr>
-            <w:tcW w:type="dxa" w:w="1191"/>
-          </w:tcPr>
-          <w:p>
-            <w:r>
-              <w:rPr>
-                <w:b w:val="0"/>
-                <w:i w:val="0"/>
-                <w:color w:val="64748B"/>
-                <w:sz w:val="16"/>
-              </w:rPr>
-              <w:t>GT-CQ</w:t>
-            </w:r>
-          </w:p>
-        </w:tc>
-        <w:tc>
-          <w:tcPr>
-            <w:tcW w:type="dxa" w:w="4706"/>
-          </w:tcPr>
-          <w:p>
-            <w:r>
-              <w:rPr>
-                <w:b w:val="0"/>
-                <w:i w:val="0"/>
-                <w:sz w:val="17"/>
-              </w:rPr>
-              <w:t>Les informations sur l'acte de naissance (ni Jours, ni mois et ni années) de  IBRAHIMA DIALLO  manquent, s'il vous plait pouvez-vous fournir d'effort pour avoir ces informations.</w:t>
-            </w:r>
-          </w:p>
-        </w:tc>
-      </w:tr>
-      <w:tr>
-        <w:tc>
-          <w:tcPr>
-            <w:tcW w:type="dxa" w:w="964"/>
-          </w:tcPr>
-          <w:p>
-            <w:r>
-              <w:rPr>
-                <w:b/>
-                <w:i w:val="0"/>
-                <w:color w:val="EA580C"/>
-                <w:sz w:val="16"/>
-              </w:rPr>
-              <w:t>Moyenne</w:t>
-            </w:r>
-          </w:p>
-        </w:tc>
-        <w:tc>
-          <w:tcPr>
-            <w:tcW w:type="dxa" w:w="1247"/>
-          </w:tcPr>
-          <w:p>
-            <w:r>
-              <w:rPr>
-                <w:b/>
-                <w:i w:val="0"/>
-                <w:sz w:val="16"/>
-              </w:rPr>
-              <w:t>S01</w:t>
-              <w:br/>
-            </w:r>
-            <w:r>
-              <w:rPr>
-                <w:b w:val="0"/>
-                <w:i w:val="0"/>
-                <w:color w:val="64748B"/>
-                <w:sz w:val="14"/>
-              </w:rPr>
-              <w:t>Démographie</w:t>
-            </w:r>
-          </w:p>
-        </w:tc>
-        <w:tc>
-          <w:tcPr>
-            <w:tcW w:type="dxa" w:w="1531"/>
-          </w:tcPr>
-          <w:p>
-            <w:r>
-              <w:rPr>
-                <w:b/>
-                <w:i w:val="0"/>
-                <w:color w:val="16A34A"/>
-                <w:sz w:val="16"/>
-              </w:rPr>
-              <w:t>s01q04a, s01q03b</w:t>
-            </w:r>
-          </w:p>
-        </w:tc>
-        <w:tc>
-          <w:tcPr>
-            <w:tcW w:type="dxa" w:w="1191"/>
-          </w:tcPr>
-          <w:p>
-            <w:r>
-              <w:rPr>
-                <w:b w:val="0"/>
-                <w:i w:val="0"/>
-                <w:color w:val="64748B"/>
-                <w:sz w:val="16"/>
-              </w:rPr>
-              <w:t>GT-CQ</w:t>
-            </w:r>
-          </w:p>
-        </w:tc>
-        <w:tc>
-          <w:tcPr>
-            <w:tcW w:type="dxa" w:w="4706"/>
-          </w:tcPr>
-          <w:p>
-            <w:r>
-              <w:rPr>
-                <w:b w:val="0"/>
-                <w:i w:val="0"/>
-                <w:sz w:val="17"/>
-              </w:rPr>
-              <w:t>Le mois de l'enfant ( IBRAHIMA DIALLO ) n'est pas connu mais vous avez declaré en s01q04a le nombre de mois, prière de changer NSP au niveau de s01q03b.</w:t>
-            </w:r>
-          </w:p>
-        </w:tc>
-      </w:tr>
-      <w:tr>
-        <w:tc>
-          <w:tcPr>
-            <w:tcW w:type="dxa" w:w="964"/>
-          </w:tcPr>
-          <w:p>
-            <w:r>
-              <w:rPr>
-                <w:b/>
-                <w:i w:val="0"/>
-                <w:color w:val="EA580C"/>
-                <w:sz w:val="16"/>
-              </w:rPr>
-              <w:t>Moyenne</w:t>
-            </w:r>
-          </w:p>
-        </w:tc>
-        <w:tc>
-          <w:tcPr>
-            <w:tcW w:type="dxa" w:w="1247"/>
-          </w:tcPr>
-          <w:p>
-            <w:r>
-              <w:rPr>
-                <w:b/>
-                <w:i w:val="0"/>
-                <w:sz w:val="16"/>
-              </w:rPr>
-              <w:t>S01</w:t>
-              <w:br/>
-            </w:r>
-            <w:r>
-              <w:rPr>
-                <w:b w:val="0"/>
-                <w:i w:val="0"/>
-                <w:color w:val="64748B"/>
-                <w:sz w:val="14"/>
-              </w:rPr>
-              <w:t>Démographie</w:t>
-            </w:r>
-          </w:p>
-        </w:tc>
-        <w:tc>
-          <w:tcPr>
-            <w:tcW w:type="dxa" w:w="1531"/>
-          </w:tcPr>
-          <w:p>
-            <w:r>
-              <w:rPr>
-                <w:b/>
-                <w:i w:val="0"/>
-                <w:color w:val="16A34A"/>
-                <w:sz w:val="16"/>
-              </w:rPr>
-              <w:t>—</w:t>
-            </w:r>
-          </w:p>
-        </w:tc>
-        <w:tc>
-          <w:tcPr>
-            <w:tcW w:type="dxa" w:w="1191"/>
-          </w:tcPr>
-          <w:p>
-            <w:r>
-              <w:rPr>
-                <w:b w:val="0"/>
-                <w:i w:val="0"/>
-                <w:color w:val="64748B"/>
-                <w:sz w:val="16"/>
-              </w:rPr>
-              <w:t>GT-CQ</w:t>
-            </w:r>
-          </w:p>
-        </w:tc>
-        <w:tc>
-          <w:tcPr>
-            <w:tcW w:type="dxa" w:w="4706"/>
-          </w:tcPr>
-          <w:p>
-            <w:r>
-              <w:rPr>
-                <w:b w:val="0"/>
-                <w:i w:val="0"/>
-                <w:sz w:val="17"/>
-              </w:rPr>
-              <w:t>Prière de verifier l'information donnée par IBRAHIMA DIALLO ou corriger au niveau de la section 1.</w:t>
-            </w:r>
-          </w:p>
-        </w:tc>
-      </w:tr>
-      <w:tr>
-        <w:tc>
-          <w:tcPr>
-            <w:tcW w:type="dxa" w:w="964"/>
-          </w:tcPr>
-          <w:p>
-            <w:r>
-              <w:rPr>
-                <w:b/>
-                <w:i w:val="0"/>
-                <w:color w:val="EA580C"/>
-                <w:sz w:val="16"/>
-              </w:rPr>
-              <w:t>Moyenne</w:t>
-            </w:r>
-          </w:p>
-        </w:tc>
-        <w:tc>
-          <w:tcPr>
-            <w:tcW w:type="dxa" w:w="1247"/>
-          </w:tcPr>
-          <w:p>
-            <w:r>
-              <w:rPr>
-                <w:b/>
-                <w:i w:val="0"/>
-                <w:sz w:val="16"/>
-              </w:rPr>
-              <w:t>S01</w:t>
-              <w:br/>
-            </w:r>
-            <w:r>
-              <w:rPr>
-                <w:b w:val="0"/>
-                <w:i w:val="0"/>
-                <w:color w:val="64748B"/>
-                <w:sz w:val="14"/>
-              </w:rPr>
-              <w:t>Démographie</w:t>
-            </w:r>
-          </w:p>
-        </w:tc>
-        <w:tc>
-          <w:tcPr>
-            <w:tcW w:type="dxa" w:w="1531"/>
-          </w:tcPr>
-          <w:p>
-            <w:r>
-              <w:rPr>
-                <w:b/>
-                <w:i w:val="0"/>
-                <w:color w:val="16A34A"/>
-                <w:sz w:val="16"/>
-              </w:rPr>
-              <w:t>s00q27, s01q03a, s01q03b, s01q03c, s01q00b</w:t>
-            </w:r>
-          </w:p>
-        </w:tc>
-        <w:tc>
-          <w:tcPr>
-            <w:tcW w:type="dxa" w:w="1191"/>
-          </w:tcPr>
-          <w:p>
-            <w:r>
-              <w:rPr>
-                <w:b w:val="0"/>
-                <w:i w:val="0"/>
-                <w:color w:val="64748B"/>
-                <w:sz w:val="16"/>
-              </w:rPr>
-              <w:t>GT-CQ</w:t>
-            </w:r>
-          </w:p>
-        </w:tc>
-        <w:tc>
-          <w:tcPr>
-            <w:tcW w:type="dxa" w:w="4706"/>
-          </w:tcPr>
-          <w:p>
-            <w:r>
-              <w:rPr>
-                <w:b w:val="0"/>
-                <w:i w:val="0"/>
-                <w:sz w:val="17"/>
-              </w:rPr>
-              <w:t>Les informations sur l'acte de naissance (ni Jours, ni mois et ni années) de  OUMOU HAWA KANTE  manquent, s'il vous plait pouvez-vous fournir d'effort pour avoir ces informations.</w:t>
-            </w:r>
-          </w:p>
-        </w:tc>
-      </w:tr>
-      <w:tr>
-        <w:tc>
-          <w:tcPr>
-            <w:tcW w:type="dxa" w:w="964"/>
-          </w:tcPr>
-          <w:p>
-            <w:r>
-              <w:rPr>
-                <w:b/>
-                <w:i w:val="0"/>
-                <w:color w:val="EA580C"/>
-                <w:sz w:val="16"/>
-              </w:rPr>
-              <w:t>Moyenne</w:t>
-            </w:r>
-          </w:p>
-        </w:tc>
-        <w:tc>
-          <w:tcPr>
-            <w:tcW w:type="dxa" w:w="1247"/>
-          </w:tcPr>
-          <w:p>
-            <w:r>
-              <w:rPr>
-                <w:b/>
-                <w:i w:val="0"/>
-                <w:sz w:val="16"/>
-              </w:rPr>
-              <w:t>S01</w:t>
-              <w:br/>
-            </w:r>
-            <w:r>
-              <w:rPr>
-                <w:b w:val="0"/>
-                <w:i w:val="0"/>
-                <w:color w:val="64748B"/>
-                <w:sz w:val="14"/>
-              </w:rPr>
-              <w:t>Démographie</w:t>
-            </w:r>
-          </w:p>
-        </w:tc>
-        <w:tc>
-          <w:tcPr>
-            <w:tcW w:type="dxa" w:w="1531"/>
-          </w:tcPr>
-          <w:p>
-            <w:r>
-              <w:rPr>
-                <w:b/>
-                <w:i w:val="0"/>
-                <w:color w:val="16A34A"/>
-                <w:sz w:val="16"/>
-              </w:rPr>
-              <w:t>—</w:t>
-            </w:r>
-          </w:p>
-        </w:tc>
-        <w:tc>
-          <w:tcPr>
-            <w:tcW w:type="dxa" w:w="1191"/>
-          </w:tcPr>
-          <w:p>
-            <w:r>
-              <w:rPr>
-                <w:b w:val="0"/>
-                <w:i w:val="0"/>
-                <w:color w:val="64748B"/>
-                <w:sz w:val="16"/>
-              </w:rPr>
-              <w:t>GT-CQ</w:t>
-            </w:r>
-          </w:p>
-        </w:tc>
-        <w:tc>
-          <w:tcPr>
-            <w:tcW w:type="dxa" w:w="4706"/>
-          </w:tcPr>
-          <w:p>
-            <w:r>
-              <w:rPr>
-                <w:b w:val="0"/>
-                <w:i w:val="0"/>
-                <w:sz w:val="17"/>
-              </w:rPr>
-              <w:t>Prière de verifier l'information donnée par OUMOU HAWA KANTE ou corriger au niveau de la section 1.</w:t>
-            </w:r>
-          </w:p>
-        </w:tc>
-      </w:tr>
-      <w:tr>
-        <w:tc>
-          <w:tcPr>
-            <w:tcW w:type="dxa" w:w="964"/>
-          </w:tcPr>
-          <w:p>
-            <w:r>
-              <w:rPr>
-                <w:b/>
-                <w:i w:val="0"/>
-                <w:color w:val="EA580C"/>
-                <w:sz w:val="16"/>
-              </w:rPr>
-              <w:t>Moyenne</w:t>
-            </w:r>
-          </w:p>
-        </w:tc>
-        <w:tc>
-          <w:tcPr>
-            <w:tcW w:type="dxa" w:w="1247"/>
-          </w:tcPr>
-          <w:p>
-            <w:r>
-              <w:rPr>
-                <w:b/>
-                <w:i w:val="0"/>
-                <w:sz w:val="16"/>
-              </w:rPr>
-              <w:t>S02</w:t>
-              <w:br/>
-            </w:r>
-            <w:r>
-              <w:rPr>
-                <w:b w:val="0"/>
-                <w:i w:val="0"/>
-                <w:color w:val="64748B"/>
-                <w:sz w:val="14"/>
-              </w:rPr>
-              <w:t>Éducation</w:t>
-            </w:r>
-          </w:p>
-        </w:tc>
-        <w:tc>
-          <w:tcPr>
-            <w:tcW w:type="dxa" w:w="1531"/>
-          </w:tcPr>
-          <w:p>
-            <w:r>
-              <w:rPr>
-                <w:b/>
-                <w:i w:val="0"/>
-                <w:color w:val="16A34A"/>
-                <w:sz w:val="16"/>
-              </w:rPr>
-              <w:t>—</w:t>
-            </w:r>
-          </w:p>
-        </w:tc>
-        <w:tc>
-          <w:tcPr>
-            <w:tcW w:type="dxa" w:w="1191"/>
-          </w:tcPr>
-          <w:p>
-            <w:r>
-              <w:rPr>
-                <w:b w:val="0"/>
-                <w:i w:val="0"/>
-                <w:color w:val="64748B"/>
-                <w:sz w:val="16"/>
-              </w:rPr>
-              <w:t>GT-CQ</w:t>
-            </w:r>
-          </w:p>
-        </w:tc>
-        <w:tc>
-          <w:tcPr>
-            <w:tcW w:type="dxa" w:w="4706"/>
-          </w:tcPr>
-          <w:p>
-            <w:r>
-              <w:rPr>
-                <w:b w:val="0"/>
-                <w:i w:val="0"/>
-                <w:sz w:val="17"/>
-              </w:rPr>
-              <w:t>veuillez, s'il vous plait, confirmer les frais de scolarité ( 5500 FCFA) payée de MAMADOU YAYA DIALLO avec le QG ou apporter les corrections nécessaires.</w:t>
-            </w:r>
-          </w:p>
-        </w:tc>
-      </w:tr>
-      <w:tr>
-        <w:tc>
-          <w:tcPr>
-            <w:tcW w:type="dxa" w:w="964"/>
-          </w:tcPr>
-          <w:p>
-            <w:r>
-              <w:rPr>
-                <w:b/>
-                <w:i w:val="0"/>
-                <w:color w:val="EA580C"/>
-                <w:sz w:val="16"/>
-              </w:rPr>
-              <w:t>Moyenne</w:t>
-            </w:r>
-          </w:p>
-        </w:tc>
-        <w:tc>
-          <w:tcPr>
-            <w:tcW w:type="dxa" w:w="1247"/>
-          </w:tcPr>
-          <w:p>
-            <w:r>
-              <w:rPr>
-                <w:b/>
-                <w:i w:val="0"/>
-                <w:sz w:val="16"/>
-              </w:rPr>
-              <w:t>S02</w:t>
-              <w:br/>
-            </w:r>
-            <w:r>
-              <w:rPr>
-                <w:b w:val="0"/>
-                <w:i w:val="0"/>
-                <w:color w:val="64748B"/>
-                <w:sz w:val="14"/>
-              </w:rPr>
-              <w:t>Éducation</w:t>
-            </w:r>
-          </w:p>
-        </w:tc>
-        <w:tc>
-          <w:tcPr>
-            <w:tcW w:type="dxa" w:w="1531"/>
-          </w:tcPr>
-          <w:p>
-            <w:r>
-              <w:rPr>
-                <w:b/>
-                <w:i w:val="0"/>
-                <w:color w:val="16A34A"/>
-                <w:sz w:val="16"/>
-              </w:rPr>
-              <w:t>s01q63, s00q04, s02q25, s01q00b, s02q17_2, s02q15_2</w:t>
-            </w:r>
-          </w:p>
-        </w:tc>
-        <w:tc>
-          <w:tcPr>
-            <w:tcW w:type="dxa" w:w="1191"/>
-          </w:tcPr>
-          <w:p>
-            <w:r>
-              <w:rPr>
-                <w:b w:val="0"/>
-                <w:i w:val="0"/>
-                <w:color w:val="64748B"/>
-                <w:sz w:val="16"/>
-              </w:rPr>
-              <w:t>GT-CQ</w:t>
-            </w:r>
-          </w:p>
-        </w:tc>
-        <w:tc>
-          <w:tcPr>
-            <w:tcW w:type="dxa" w:w="4706"/>
-          </w:tcPr>
-          <w:p>
-            <w:r>
-              <w:rPr>
-                <w:b w:val="0"/>
-                <w:i w:val="0"/>
-                <w:sz w:val="17"/>
-              </w:rPr>
               <w:t>Dans les milieux urbains c'est peu probable de voir une école dont les élèves ou étudiants ne dépensent pas en frais d'uniformes, prière de verifier pour MAMADOU YAYA DIALLO qui fréquente 3ème année de Secondaire 1 (Moyen) Général et corriger ou confirmer avec le QG.</w:t>
-            </w:r>
-          </w:p>
-        </w:tc>
-      </w:tr>
-      <w:tr>
-        <w:tc>
-          <w:tcPr>
-            <w:tcW w:type="dxa" w:w="964"/>
-          </w:tcPr>
-          <w:p>
-            <w:r>
-              <w:rPr>
-                <w:b/>
-                <w:i w:val="0"/>
-                <w:color w:val="EA580C"/>
-                <w:sz w:val="16"/>
-              </w:rPr>
-              <w:t>Moyenne</w:t>
-            </w:r>
-          </w:p>
-        </w:tc>
-        <w:tc>
-          <w:tcPr>
-            <w:tcW w:type="dxa" w:w="1247"/>
-          </w:tcPr>
-          <w:p>
-            <w:r>
-              <w:rPr>
-                <w:b/>
-                <w:i w:val="0"/>
-                <w:sz w:val="16"/>
-              </w:rPr>
-              <w:t>S02</w:t>
-              <w:br/>
-            </w:r>
-            <w:r>
-              <w:rPr>
-                <w:b w:val="0"/>
-                <w:i w:val="0"/>
-                <w:color w:val="64748B"/>
-                <w:sz w:val="14"/>
-              </w:rPr>
-              <w:t>Éducation</w:t>
-            </w:r>
-          </w:p>
-        </w:tc>
-        <w:tc>
-          <w:tcPr>
-            <w:tcW w:type="dxa" w:w="1531"/>
-          </w:tcPr>
-          <w:p>
-            <w:r>
-              <w:rPr>
-                <w:b/>
-                <w:i w:val="0"/>
-                <w:color w:val="16A34A"/>
-                <w:sz w:val="16"/>
-              </w:rPr>
-              <w:t>—</w:t>
-            </w:r>
-          </w:p>
-        </w:tc>
-        <w:tc>
-          <w:tcPr>
-            <w:tcW w:type="dxa" w:w="1191"/>
-          </w:tcPr>
-          <w:p>
-            <w:r>
-              <w:rPr>
-                <w:b w:val="0"/>
-                <w:i w:val="0"/>
-                <w:color w:val="64748B"/>
-                <w:sz w:val="16"/>
-              </w:rPr>
-              <w:t>GT-CQ</w:t>
-            </w:r>
-          </w:p>
-        </w:tc>
-        <w:tc>
-          <w:tcPr>
-            <w:tcW w:type="dxa" w:w="4706"/>
-          </w:tcPr>
-          <w:p>
-            <w:r>
-              <w:rPr>
-                <w:b w:val="0"/>
-                <w:i w:val="0"/>
-                <w:sz w:val="17"/>
-              </w:rPr>
-              <w:t>veuillez, s'il vous plait, confirmer les frais de scolarité ( 7000 FCFA) payée de COUMBA DIOULDE DIALLO avec le QG ou apporter les corrections nécessaires.</w:t>
-            </w:r>
-          </w:p>
-        </w:tc>
-      </w:tr>
-      <w:tr>
-        <w:tc>
-          <w:tcPr>
-            <w:tcW w:type="dxa" w:w="964"/>
-          </w:tcPr>
-          <w:p>
-            <w:r>
-              <w:rPr>
-                <w:b/>
-                <w:i w:val="0"/>
-                <w:color w:val="EA580C"/>
-                <w:sz w:val="16"/>
-              </w:rPr>
-              <w:t>Moyenne</w:t>
-            </w:r>
-          </w:p>
-        </w:tc>
-        <w:tc>
-          <w:tcPr>
-            <w:tcW w:type="dxa" w:w="1247"/>
-          </w:tcPr>
-          <w:p>
-            <w:r>
-              <w:rPr>
-                <w:b/>
-                <w:i w:val="0"/>
-                <w:sz w:val="16"/>
-              </w:rPr>
-              <w:t>S02</w:t>
-              <w:br/>
-            </w:r>
-            <w:r>
-              <w:rPr>
-                <w:b w:val="0"/>
-                <w:i w:val="0"/>
-                <w:color w:val="64748B"/>
-                <w:sz w:val="14"/>
-              </w:rPr>
-              <w:t>Éducation</w:t>
-            </w:r>
-          </w:p>
-        </w:tc>
-        <w:tc>
-          <w:tcPr>
-            <w:tcW w:type="dxa" w:w="1531"/>
-          </w:tcPr>
-          <w:p>
-            <w:r>
-              <w:rPr>
-                <w:b/>
-                <w:i w:val="0"/>
-                <w:color w:val="16A34A"/>
-                <w:sz w:val="16"/>
-              </w:rPr>
-              <w:t>s01q63, s00q04, s02q25, s01q00b, s02q17_2, s02q15_2</w:t>
-            </w:r>
-          </w:p>
-        </w:tc>
-        <w:tc>
-          <w:tcPr>
-            <w:tcW w:type="dxa" w:w="1191"/>
-          </w:tcPr>
-          <w:p>
-            <w:r>
-              <w:rPr>
-                <w:b w:val="0"/>
-                <w:i w:val="0"/>
-                <w:color w:val="64748B"/>
-                <w:sz w:val="16"/>
-              </w:rPr>
-              <w:t>GT-CQ</w:t>
-            </w:r>
-          </w:p>
-        </w:tc>
-        <w:tc>
-          <w:tcPr>
-            <w:tcW w:type="dxa" w:w="4706"/>
-          </w:tcPr>
-          <w:p>
-            <w:r>
-              <w:rPr>
-                <w:b w:val="0"/>
-                <w:i w:val="0"/>
-                <w:sz w:val="17"/>
-              </w:rPr>
-              <w:t>Dans les milieux urbains c'est peu probable de voir une école dont les élèves ou étudiants ne dépensent pas en frais d'uniformes, prière de verifier pour COUMBA DIOULDE DIALLO qui fréquente 2ème année de Secondaire 2 Général et corriger ou confirmer avec le QG.</w:t>
-            </w:r>
-          </w:p>
-        </w:tc>
-      </w:tr>
-      <w:tr>
-        <w:tc>
-          <w:tcPr>
-            <w:tcW w:type="dxa" w:w="964"/>
-          </w:tcPr>
-          <w:p>
-            <w:r>
-              <w:rPr>
-                <w:b/>
-                <w:i w:val="0"/>
-                <w:color w:val="EA580C"/>
-                <w:sz w:val="16"/>
-              </w:rPr>
-              <w:t>Moyenne</w:t>
-            </w:r>
-          </w:p>
-        </w:tc>
-        <w:tc>
-          <w:tcPr>
-            <w:tcW w:type="dxa" w:w="1247"/>
-          </w:tcPr>
-          <w:p>
-            <w:r>
-              <w:rPr>
-                <w:b/>
-                <w:i w:val="0"/>
-                <w:sz w:val="16"/>
-              </w:rPr>
-              <w:t>S02</w:t>
-              <w:br/>
-            </w:r>
-            <w:r>
-              <w:rPr>
-                <w:b w:val="0"/>
-                <w:i w:val="0"/>
-                <w:color w:val="64748B"/>
-                <w:sz w:val="14"/>
-              </w:rPr>
-              <w:t>Éducation</w:t>
-            </w:r>
-          </w:p>
-        </w:tc>
-        <w:tc>
-          <w:tcPr>
-            <w:tcW w:type="dxa" w:w="1531"/>
-          </w:tcPr>
-          <w:p>
-            <w:r>
-              <w:rPr>
-                <w:b/>
-                <w:i w:val="0"/>
-                <w:color w:val="16A34A"/>
-                <w:sz w:val="16"/>
-              </w:rPr>
-              <w:t>s01q63, s00q04, s02q25, s01q00b, s02q17_2, s02q15_2</w:t>
-            </w:r>
-          </w:p>
-        </w:tc>
-        <w:tc>
-          <w:tcPr>
-            <w:tcW w:type="dxa" w:w="1191"/>
-          </w:tcPr>
-          <w:p>
-            <w:r>
-              <w:rPr>
-                <w:b w:val="0"/>
-                <w:i w:val="0"/>
-                <w:color w:val="64748B"/>
-                <w:sz w:val="16"/>
-              </w:rPr>
-              <w:t>GT-CQ</w:t>
-            </w:r>
-          </w:p>
-        </w:tc>
-        <w:tc>
-          <w:tcPr>
-            <w:tcW w:type="dxa" w:w="4706"/>
-          </w:tcPr>
-          <w:p>
-            <w:r>
-              <w:rPr>
-                <w:b w:val="0"/>
-                <w:i w:val="0"/>
-                <w:sz w:val="17"/>
-              </w:rPr>
-              <w:t>Dans les milieux urbains c'est peu probable de voir une école dont les élèves ou étudiants ne dépensent pas en frais d'uniformes, prière de verifier pour ADAMA HAWA DIALLO qui fréquente 4ème année de Primaire et corriger ou confirmer avec le QG.</w:t>
             </w:r>
           </w:p>
         </w:tc>
